--- a/dokumentasi_halaman_ipos5/02_Package_Tracking_Checker.docx
+++ b/dokumentasi_halaman_ipos5/02_Package_Tracking_Checker.docx
@@ -3,65 +3,112 @@
 <w:document xmlns:wpc="http://schemas.microsoft.com/office/word/2010/wordprocessingCanvas" xmlns:mo="http://schemas.microsoft.com/office/mac/office/2008/main" xmlns:mc="http://schemas.openxmlformats.org/markup-compatibility/2006" xmlns:mv="urn:schemas-microsoft-com:mac:vml" xmlns:o="urn:schemas-microsoft-com:office:office" xmlns:r="http://schemas.openxmlformats.org/officeDocument/2006/relationships" xmlns:m="http://schemas.openxmlformats.org/officeDocument/2006/math" xmlns:v="urn:schemas-microsoft-com:vml" xmlns:wp14="http://schemas.microsoft.com/office/word/2010/wordprocessingDrawing" xmlns:wp="http://schemas.openxmlformats.org/drawingml/2006/wordprocessingDrawing" xmlns:w10="urn:schemas-microsoft-com:office:word" xmlns:w="http://schemas.openxmlformats.org/wordprocessingml/2006/main" xmlns:w14="http://schemas.microsoft.com/office/word/2010/wordml" xmlns:wpg="http://schemas.microsoft.com/office/word/2010/wordprocessingGroup" xmlns:wpi="http://schemas.microsoft.com/office/word/2010/wordprocessingInk" xmlns:wne="http://schemas.microsoft.com/office/word/2006/wordml" xmlns:wps="http://schemas.microsoft.com/office/word/2010/wordprocessingShape" mc:Ignorable="w14 wp14">
   <w:body>
     <w:p>
-      <w:pPr>
-        <w:spacing w:after="80"/>
-      </w:pPr>
       <w:r>
         <w:rPr>
           <w:rFonts w:ascii="Arial" w:hAnsi="Arial"/>
           <w:b/>
-          <w:color w:val="0D1B38"/>
-          <w:sz w:val="36"/>
+          <w:color w:val="003366"/>
+          <w:sz w:val="30"/>
         </w:rPr>
-        <w:t>DOKUMENTASI TEKNIS HALAMAN</w:t>
-        <w:br/>
+        <w:t>DOKUMENTASI TEKNIS &amp; OPERASIONAL HALAMAN</w:t>
+      </w:r>
+    </w:p>
+    <w:p>
+      <w:r>
+        <w:rPr>
+          <w:b/>
+          <w:color w:val="CC3300"/>
+          <w:sz w:val="23"/>
+        </w:rPr>
         <w:t>HALAMAN 2 — PACKAGE TRACKING &amp; CHECKER LOGISTIK</w:t>
       </w:r>
     </w:p>
     <w:p>
       <w:pPr>
-        <w:spacing w:after="280"/>
+        <w:pStyle w:val="Heading2"/>
       </w:pPr>
       <w:r>
         <w:rPr>
-          <w:rFonts w:ascii="Arial" w:hAnsi="Arial"/>
           <w:b/>
-          <w:color w:val="E8431F"/>
-          <w:sz w:val="20"/>
+          <w:color w:val="003366"/>
+          <w:sz w:val="21"/>
         </w:rPr>
-        <w:t>IPOS5 Routing &amp; Schedule Management System — PT Pos Indonesia (Persero)</w:t>
+        <w:t>📌 METADATA &amp; INTEGRASI SISTEM</w:t>
       </w:r>
     </w:p>
     <w:tbl>
       <w:tblPr>
         <w:tblW w:type="auto" w:w="0"/>
         <w:jc w:val="center"/>
-        <w:tblLayout w:type="fixed"/>
         <w:tblLook w:firstColumn="1" w:firstRow="1" w:lastColumn="0" w:lastRow="0" w:noHBand="0" w:noVBand="1" w:val="04A0"/>
       </w:tblPr>
       <w:tblGrid>
-        <w:gridCol w:w="4824"/>
-        <w:gridCol w:w="4824"/>
+        <w:gridCol w:w="4968"/>
+        <w:gridCol w:w="4968"/>
       </w:tblGrid>
       <w:tr>
         <w:tc>
           <w:tcPr>
             <w:tcW w:type="dxa" w:w="3168"/>
-            <w:shd w:fill="0D1B38"/>
+            <w:shd w:fill="003366"/>
             <w:tcMar>
-              <w:top w:w="120" w:type="dxa"/>
-              <w:bottom w:w="120" w:type="dxa"/>
-              <w:left w:w="150" w:type="dxa"/>
-              <w:right w:w="150" w:type="dxa"/>
+              <w:top w:w="60" w:type="dxa"/>
+              <w:bottom w:w="60" w:type="dxa"/>
+              <w:left w:w="80" w:type="dxa"/>
+              <w:right w:w="80" w:type="dxa"/>
             </w:tcMar>
           </w:tcPr>
           <w:p>
             <w:r>
               <w:rPr>
-                <w:rFonts w:ascii="Arial" w:hAnsi="Arial"/>
                 <w:b/>
                 <w:color w:val="FFFFFF"/>
-                <w:sz w:val="19"/>
+                <w:sz w:val="18"/>
+              </w:rPr>
+              <w:t>Parameter</w:t>
+            </w:r>
+          </w:p>
+        </w:tc>
+        <w:tc>
+          <w:tcPr>
+            <w:tcW w:type="dxa" w:w="6624"/>
+            <w:shd w:fill="003366"/>
+            <w:tcMar>
+              <w:top w:w="60" w:type="dxa"/>
+              <w:bottom w:w="60" w:type="dxa"/>
+              <w:left w:w="80" w:type="dxa"/>
+              <w:right w:w="80" w:type="dxa"/>
+            </w:tcMar>
+          </w:tcPr>
+          <w:p>
+            <w:r>
+              <w:rPr>
+                <w:b/>
+                <w:color w:val="FFFFFF"/>
+                <w:sz w:val="18"/>
+              </w:rPr>
+              <w:t>Nilai / Spesifikasi Sistem</w:t>
+            </w:r>
+          </w:p>
+        </w:tc>
+      </w:tr>
+      <w:tr>
+        <w:tc>
+          <w:tcPr>
+            <w:tcW w:type="dxa" w:w="3168"/>
+            <w:shd w:fill="FFFFFF"/>
+            <w:tcMar>
+              <w:top w:w="60" w:type="dxa"/>
+              <w:bottom w:w="60" w:type="dxa"/>
+              <w:left w:w="80" w:type="dxa"/>
+              <w:right w:w="80" w:type="dxa"/>
+            </w:tcMar>
+          </w:tcPr>
+          <w:p>
+            <w:r>
+              <w:rPr>
+                <w:b/>
+                <w:sz w:val="17"/>
               </w:rPr>
               <w:t>Nama Modul</w:t>
             </w:r>
@@ -69,21 +116,19 @@
         </w:tc>
         <w:tc>
           <w:tcPr>
-            <w:tcW w:type="dxa" w:w="6480"/>
-            <w:shd w:fill="F8FAFC"/>
+            <w:tcW w:type="dxa" w:w="6624"/>
+            <w:shd w:fill="FFFFFF"/>
             <w:tcMar>
-              <w:top w:w="120" w:type="dxa"/>
-              <w:bottom w:w="120" w:type="dxa"/>
-              <w:left w:w="150" w:type="dxa"/>
-              <w:right w:w="150" w:type="dxa"/>
+              <w:top w:w="60" w:type="dxa"/>
+              <w:bottom w:w="60" w:type="dxa"/>
+              <w:left w:w="80" w:type="dxa"/>
+              <w:right w:w="80" w:type="dxa"/>
             </w:tcMar>
           </w:tcPr>
           <w:p>
             <w:r>
               <w:rPr>
-                <w:rFonts w:ascii="Arial" w:hAnsi="Arial"/>
-                <w:color w:val="0F172A"/>
-                <w:sz w:val="19"/>
+                <w:sz w:val="17"/>
               </w:rPr>
               <w:t>Package Tracking &amp; Checker (/checker)</w:t>
             </w:r>
@@ -94,21 +139,19 @@
         <w:tc>
           <w:tcPr>
             <w:tcW w:type="dxa" w:w="3168"/>
-            <w:shd w:fill="0D1B38"/>
+            <w:shd w:fill="F9FAFB"/>
             <w:tcMar>
-              <w:top w:w="120" w:type="dxa"/>
-              <w:bottom w:w="120" w:type="dxa"/>
-              <w:left w:w="150" w:type="dxa"/>
-              <w:right w:w="150" w:type="dxa"/>
+              <w:top w:w="60" w:type="dxa"/>
+              <w:bottom w:w="60" w:type="dxa"/>
+              <w:left w:w="80" w:type="dxa"/>
+              <w:right w:w="80" w:type="dxa"/>
             </w:tcMar>
           </w:tcPr>
           <w:p>
             <w:r>
               <w:rPr>
-                <w:rFonts w:ascii="Arial" w:hAnsi="Arial"/>
                 <w:b/>
-                <w:color w:val="FFFFFF"/>
-                <w:sz w:val="19"/>
+                <w:sz w:val="17"/>
               </w:rPr>
               <w:t>Kategori Menu</w:t>
             </w:r>
@@ -116,23 +159,21 @@
         </w:tc>
         <w:tc>
           <w:tcPr>
-            <w:tcW w:type="dxa" w:w="6480"/>
-            <w:shd w:fill="F8FAFC"/>
+            <w:tcW w:type="dxa" w:w="6624"/>
+            <w:shd w:fill="F9FAFB"/>
             <w:tcMar>
-              <w:top w:w="120" w:type="dxa"/>
-              <w:bottom w:w="120" w:type="dxa"/>
-              <w:left w:w="150" w:type="dxa"/>
-              <w:right w:w="150" w:type="dxa"/>
+              <w:top w:w="60" w:type="dxa"/>
+              <w:bottom w:w="60" w:type="dxa"/>
+              <w:left w:w="80" w:type="dxa"/>
+              <w:right w:w="80" w:type="dxa"/>
             </w:tcMar>
           </w:tcPr>
           <w:p>
             <w:r>
               <w:rPr>
-                <w:rFonts w:ascii="Arial" w:hAnsi="Arial"/>
-                <w:color w:val="0F172A"/>
-                <w:sz w:val="19"/>
+                <w:sz w:val="17"/>
               </w:rPr>
-              <w:t>OPERATIONS</w:t>
+              <w:t>OPERATIONS / AUDIT TRAIL</w:t>
             </w:r>
           </w:p>
         </w:tc>
@@ -141,21 +182,19 @@
         <w:tc>
           <w:tcPr>
             <w:tcW w:type="dxa" w:w="3168"/>
-            <w:shd w:fill="0D1B38"/>
+            <w:shd w:fill="FFFFFF"/>
             <w:tcMar>
-              <w:top w:w="120" w:type="dxa"/>
-              <w:bottom w:w="120" w:type="dxa"/>
-              <w:left w:w="150" w:type="dxa"/>
-              <w:right w:w="150" w:type="dxa"/>
+              <w:top w:w="60" w:type="dxa"/>
+              <w:bottom w:w="60" w:type="dxa"/>
+              <w:left w:w="80" w:type="dxa"/>
+              <w:right w:w="80" w:type="dxa"/>
             </w:tcMar>
           </w:tcPr>
           <w:p>
             <w:r>
               <w:rPr>
-                <w:rFonts w:ascii="Arial" w:hAnsi="Arial"/>
                 <w:b/>
-                <w:color w:val="FFFFFF"/>
-                <w:sz w:val="19"/>
+                <w:sz w:val="17"/>
               </w:rPr>
               <w:t>Route URL</w:t>
             </w:r>
@@ -163,21 +202,19 @@
         </w:tc>
         <w:tc>
           <w:tcPr>
-            <w:tcW w:type="dxa" w:w="6480"/>
-            <w:shd w:fill="F8FAFC"/>
+            <w:tcW w:type="dxa" w:w="6624"/>
+            <w:shd w:fill="FFFFFF"/>
             <w:tcMar>
-              <w:top w:w="120" w:type="dxa"/>
-              <w:bottom w:w="120" w:type="dxa"/>
-              <w:left w:w="150" w:type="dxa"/>
-              <w:right w:w="150" w:type="dxa"/>
+              <w:top w:w="60" w:type="dxa"/>
+              <w:bottom w:w="60" w:type="dxa"/>
+              <w:left w:w="80" w:type="dxa"/>
+              <w:right w:w="80" w:type="dxa"/>
             </w:tcMar>
           </w:tcPr>
           <w:p>
             <w:r>
               <w:rPr>
-                <w:rFonts w:ascii="Arial" w:hAnsi="Arial"/>
-                <w:color w:val="0F172A"/>
-                <w:sz w:val="19"/>
+                <w:sz w:val="17"/>
               </w:rPr>
               <w:t>/checker</w:t>
             </w:r>
@@ -188,21 +225,19 @@
         <w:tc>
           <w:tcPr>
             <w:tcW w:type="dxa" w:w="3168"/>
-            <w:shd w:fill="0D1B38"/>
+            <w:shd w:fill="F9FAFB"/>
             <w:tcMar>
-              <w:top w:w="120" w:type="dxa"/>
-              <w:bottom w:w="120" w:type="dxa"/>
-              <w:left w:w="150" w:type="dxa"/>
-              <w:right w:w="150" w:type="dxa"/>
+              <w:top w:w="60" w:type="dxa"/>
+              <w:bottom w:w="60" w:type="dxa"/>
+              <w:left w:w="80" w:type="dxa"/>
+              <w:right w:w="80" w:type="dxa"/>
             </w:tcMar>
           </w:tcPr>
           <w:p>
             <w:r>
               <w:rPr>
-                <w:rFonts w:ascii="Arial" w:hAnsi="Arial"/>
                 <w:b/>
-                <w:color w:val="FFFFFF"/>
-                <w:sz w:val="19"/>
+                <w:sz w:val="17"/>
               </w:rPr>
               <w:t>File Komponen React</w:t>
             </w:r>
@@ -210,21 +245,19 @@
         </w:tc>
         <w:tc>
           <w:tcPr>
-            <w:tcW w:type="dxa" w:w="6480"/>
-            <w:shd w:fill="F8FAFC"/>
+            <w:tcW w:type="dxa" w:w="6624"/>
+            <w:shd w:fill="F9FAFB"/>
             <w:tcMar>
-              <w:top w:w="120" w:type="dxa"/>
-              <w:bottom w:w="120" w:type="dxa"/>
-              <w:left w:w="150" w:type="dxa"/>
-              <w:right w:w="150" w:type="dxa"/>
+              <w:top w:w="60" w:type="dxa"/>
+              <w:bottom w:w="60" w:type="dxa"/>
+              <w:left w:w="80" w:type="dxa"/>
+              <w:right w:w="80" w:type="dxa"/>
             </w:tcMar>
           </w:tcPr>
           <w:p>
             <w:r>
               <w:rPr>
-                <w:rFonts w:ascii="Arial" w:hAnsi="Arial"/>
-                <w:color w:val="0F172A"/>
-                <w:sz w:val="19"/>
+                <w:sz w:val="17"/>
               </w:rPr>
               <w:t>src/pages/Checker.jsx</w:t>
             </w:r>
@@ -235,45 +268,41 @@
         <w:tc>
           <w:tcPr>
             <w:tcW w:type="dxa" w:w="3168"/>
-            <w:shd w:fill="0D1B38"/>
+            <w:shd w:fill="FFFFFF"/>
             <w:tcMar>
-              <w:top w:w="120" w:type="dxa"/>
-              <w:bottom w:w="120" w:type="dxa"/>
-              <w:left w:w="150" w:type="dxa"/>
-              <w:right w:w="150" w:type="dxa"/>
+              <w:top w:w="60" w:type="dxa"/>
+              <w:bottom w:w="60" w:type="dxa"/>
+              <w:left w:w="80" w:type="dxa"/>
+              <w:right w:w="80" w:type="dxa"/>
             </w:tcMar>
           </w:tcPr>
           <w:p>
             <w:r>
               <w:rPr>
-                <w:rFonts w:ascii="Arial" w:hAnsi="Arial"/>
                 <w:b/>
-                <w:color w:val="FFFFFF"/>
-                <w:sz w:val="19"/>
+                <w:sz w:val="17"/>
               </w:rPr>
-              <w:t>Backend API Endpoint</w:t>
+              <w:t>Backend API Endpoints</w:t>
             </w:r>
           </w:p>
         </w:tc>
         <w:tc>
           <w:tcPr>
-            <w:tcW w:type="dxa" w:w="6480"/>
-            <w:shd w:fill="F8FAFC"/>
+            <w:tcW w:type="dxa" w:w="6624"/>
+            <w:shd w:fill="FFFFFF"/>
             <w:tcMar>
-              <w:top w:w="120" w:type="dxa"/>
-              <w:bottom w:w="120" w:type="dxa"/>
-              <w:left w:w="150" w:type="dxa"/>
-              <w:right w:w="150" w:type="dxa"/>
+              <w:top w:w="60" w:type="dxa"/>
+              <w:bottom w:w="60" w:type="dxa"/>
+              <w:left w:w="80" w:type="dxa"/>
+              <w:right w:w="80" w:type="dxa"/>
             </w:tcMar>
           </w:tcPr>
           <w:p>
             <w:r>
               <w:rPr>
-                <w:rFonts w:ascii="Arial" w:hAnsi="Arial"/>
-                <w:color w:val="0F172A"/>
-                <w:sz w:val="19"/>
+                <w:sz w:val="17"/>
               </w:rPr>
-              <w:t>GET /api/checker/:connoteCode?date=YYYY-MM-DD, GET /api/checker/vehicle/:nopol</w:t>
+              <w:t>GET /api/checker/:connoteOrNopol?date=YYYY-MM-DD, GET /api/kendaraan</w:t>
             </w:r>
           </w:p>
         </w:tc>
@@ -282,21 +311,19 @@
         <w:tc>
           <w:tcPr>
             <w:tcW w:type="dxa" w:w="3168"/>
-            <w:shd w:fill="0D1B38"/>
+            <w:shd w:fill="F9FAFB"/>
             <w:tcMar>
-              <w:top w:w="120" w:type="dxa"/>
-              <w:bottom w:w="120" w:type="dxa"/>
-              <w:left w:w="150" w:type="dxa"/>
-              <w:right w:w="150" w:type="dxa"/>
+              <w:top w:w="60" w:type="dxa"/>
+              <w:bottom w:w="60" w:type="dxa"/>
+              <w:left w:w="80" w:type="dxa"/>
+              <w:right w:w="80" w:type="dxa"/>
             </w:tcMar>
           </w:tcPr>
           <w:p>
             <w:r>
               <w:rPr>
-                <w:rFonts w:ascii="Arial" w:hAnsi="Arial"/>
                 <w:b/>
-                <w:color w:val="FFFFFF"/>
-                <w:sz w:val="19"/>
+                <w:sz w:val="17"/>
               </w:rPr>
               <w:t>Koleksi MongoDB</w:t>
             </w:r>
@@ -304,21 +331,19 @@
         </w:tc>
         <w:tc>
           <w:tcPr>
-            <w:tcW w:type="dxa" w:w="6480"/>
-            <w:shd w:fill="F8FAFC"/>
+            <w:tcW w:type="dxa" w:w="6624"/>
+            <w:shd w:fill="F9FAFB"/>
             <w:tcMar>
-              <w:top w:w="120" w:type="dxa"/>
-              <w:bottom w:w="120" w:type="dxa"/>
-              <w:left w:w="150" w:type="dxa"/>
-              <w:right w:w="150" w:type="dxa"/>
+              <w:top w:w="60" w:type="dxa"/>
+              <w:bottom w:w="60" w:type="dxa"/>
+              <w:left w:w="80" w:type="dxa"/>
+              <w:right w:w="80" w:type="dxa"/>
             </w:tcMar>
           </w:tcPr>
           <w:p>
             <w:r>
               <w:rPr>
-                <w:rFonts w:ascii="Arial" w:hAnsi="Arial"/>
-                <w:color w:val="0F172A"/>
-                <w:sz w:val="19"/>
+                <w:sz w:val="17"/>
               </w:rPr>
               <w:t>transaksi, master_kendaraan, route_journeys, detail_route, master_kantor, tracking_events</w:t>
             </w:r>
@@ -329,21 +354,19 @@
         <w:tc>
           <w:tcPr>
             <w:tcW w:type="dxa" w:w="3168"/>
-            <w:shd w:fill="0D1B38"/>
+            <w:shd w:fill="FFFFFF"/>
             <w:tcMar>
-              <w:top w:w="120" w:type="dxa"/>
-              <w:bottom w:w="120" w:type="dxa"/>
-              <w:left w:w="150" w:type="dxa"/>
-              <w:right w:w="150" w:type="dxa"/>
+              <w:top w:w="60" w:type="dxa"/>
+              <w:bottom w:w="60" w:type="dxa"/>
+              <w:left w:w="80" w:type="dxa"/>
+              <w:right w:w="80" w:type="dxa"/>
             </w:tcMar>
           </w:tcPr>
           <w:p>
             <w:r>
               <w:rPr>
-                <w:rFonts w:ascii="Arial" w:hAnsi="Arial"/>
                 <w:b/>
-                <w:color w:val="FFFFFF"/>
-                <w:sz w:val="19"/>
+                <w:sz w:val="17"/>
               </w:rPr>
               <w:t>Hak Akses Role</w:t>
             </w:r>
@@ -351,482 +374,1123 @@
         </w:tc>
         <w:tc>
           <w:tcPr>
-            <w:tcW w:type="dxa" w:w="6480"/>
-            <w:shd w:fill="F8FAFC"/>
+            <w:tcW w:type="dxa" w:w="6624"/>
+            <w:shd w:fill="FFFFFF"/>
             <w:tcMar>
-              <w:top w:w="120" w:type="dxa"/>
-              <w:bottom w:w="120" w:type="dxa"/>
-              <w:left w:w="150" w:type="dxa"/>
-              <w:right w:w="150" w:type="dxa"/>
+              <w:top w:w="60" w:type="dxa"/>
+              <w:bottom w:w="60" w:type="dxa"/>
+              <w:left w:w="80" w:type="dxa"/>
+              <w:right w:w="80" w:type="dxa"/>
             </w:tcMar>
           </w:tcPr>
           <w:p>
             <w:r>
               <w:rPr>
-                <w:rFonts w:ascii="Arial" w:hAnsi="Arial"/>
-                <w:color w:val="0F172A"/>
-                <w:sz w:val="19"/>
+                <w:sz w:val="17"/>
               </w:rPr>
-              <w:t>Semua Role (Operator &amp; Super Admin)</w:t>
+              <w:t>Semua Role (Super Admin, Operator, Dispatcher, Customer Service)</w:t>
             </w:r>
           </w:p>
         </w:tc>
       </w:tr>
     </w:tbl>
+    <w:p/>
     <w:p>
       <w:pPr>
-        <w:spacing w:after="200"/>
-      </w:pPr>
-    </w:p>
-    <w:p>
-      <w:pPr>
-        <w:spacing w:before="280" w:after="120"/>
+        <w:pStyle w:val="Heading2"/>
       </w:pPr>
       <w:r>
         <w:rPr>
-          <w:rFonts w:ascii="Arial" w:hAnsi="Arial"/>
           <w:b/>
-          <w:color w:val="0284C7"/>
-          <w:sz w:val="26"/>
+          <w:color w:val="003366"/>
+          <w:sz w:val="23"/>
         </w:rPr>
         <w:t>1. Deskripsi &amp; Tujuan Utama Modul</w:t>
       </w:r>
     </w:p>
     <w:p>
-      <w:pPr>
-        <w:spacing w:after="80" w:line="276" w:lineRule="auto"/>
-      </w:pPr>
       <w:r>
         <w:rPr>
-          <w:rFonts w:ascii="Arial" w:hAnsi="Arial"/>
-          <w:color w:val="334155"/>
           <w:sz w:val="19"/>
         </w:rPr>
-        <w:t>Halaman Package Tracking &amp; Checker merupakan modul utama audit trail dan pelacakan lintasan pengiriman paket serta armada kendaraan. Modul ini memungkinkan operator melacak status resi connote (14/15 digit) atau nomor plat polisi armada (misal B 9910 PCX) berdasarkan konteks Tanggal Operasional harian.</w:t>
+        <w:t>Halaman Package Tracking &amp; Checker merupakan modul utama pelacakan dan audit lintasan pengiriman paket serta armada kendaraan. Modul ini memungkinkan operator memeriksa status nomor resi (14/15 digit) atau plat nomor kendaraan berdasarkan konteks Tanggal Operasional, menampilkan waypoint rute multi-stop, visualisasi beban muatan, manifest kargo per kantor tujuan, dan timeline jejak audit.</w:t>
       </w:r>
     </w:p>
     <w:p>
       <w:pPr>
-        <w:spacing w:before="280" w:after="120"/>
+        <w:pStyle w:val="Heading2"/>
       </w:pPr>
       <w:r>
         <w:rPr>
-          <w:rFonts w:ascii="Arial" w:hAnsi="Arial"/>
           <w:b/>
-          <w:color w:val="0284C7"/>
-          <w:sz w:val="26"/>
+          <w:color w:val="003366"/>
+          <w:sz w:val="23"/>
         </w:rPr>
-        <w:t>2. Fitur-Fitur Utama &amp; Komponen UI</w:t>
+        <w:t>2. Tata Letak Halaman (UI Layout &amp; Wireframe)</w:t>
+      </w:r>
+    </w:p>
+    <w:p>
+      <w:r>
+        <w:rPr>
+          <w:sz w:val="19"/>
+        </w:rPr>
+        <w:t>Struktur tata letak visual halaman Package Tracking &amp; Checker dirancang modular dengan urutan vertikal sebagai berikut:</w:t>
+      </w:r>
+    </w:p>
+    <w:p>
+      <w:r>
+        <w:rPr>
+          <w:b/>
+          <w:color w:val="004488"/>
+          <w:sz w:val="19"/>
+        </w:rPr>
+        <w:t>📐 Diagram Visual Tata Letak Halaman (Wireframe UI Layout):</w:t>
       </w:r>
     </w:p>
     <w:p>
       <w:pPr>
-        <w:spacing w:after="80" w:line="276" w:lineRule="auto" w:before="160"/>
+        <w:spacing w:before="40" w:after="80"/>
+        <w:ind w:left="144"/>
       </w:pPr>
       <w:r>
         <w:rPr>
-          <w:rFonts w:ascii="Arial" w:hAnsi="Arial"/>
+          <w:rFonts w:ascii="Consolas" w:hAnsi="Consolas"/>
+          <w:sz w:val="16"/>
+        </w:rPr>
+        <w:t>+---------------------------------------------------------------------------------------------------------+</w:t>
+        <w:br/>
+        <w:t>| [A] SEARCH &amp; CONTEXT CONTROLLER BAR                                                                     |</w:t>
+        <w:br/>
+        <w:t>| - Tab Mode: [🔍 Cari Resi / Connote]  |  [🚛 Cari Armada / Nopol]                                      |</w:t>
+        <w:br/>
+        <w:t>| - Search Input: Nomor Resi 14-15 digit / Dropdown Nopol Mobil                                           |</w:t>
+        <w:br/>
+        <w:t>| - Date Picker: Tanggal Operasional (YYYY-MM-DD) + Label WIB                                            |</w:t>
+        <w:br/>
+        <w:t>| - Action Buttons: [📥 Import CSV]  |  [🛰️ Live GPS Map Modal]                                           |</w:t>
+        <w:br/>
+        <w:t>| - Quick Sample Chips: Resi Hari Ini, Resi Historis 12 Agu, Armada B 9910 PCX                            |</w:t>
+        <w:br/>
+        <w:t>+---------------------------------------------------------------------------------------------------------+</w:t>
+        <w:br/>
+        <w:t>| [B] STRICT FUTURE DATE WARNING BANNER (Kondisional: Muncul bila tgl dipilih &gt; hari ini)                 |</w:t>
+        <w:br/>
+        <w:t>| - Banner Merah Prominen: "Tanggal Operasional Belum Tiba" (Menyembunyikan muatan palsu)                 |</w:t>
+        <w:br/>
+        <w:t>+---------------------------------------------------------------------------------------------------------+</w:t>
+        <w:br/>
+        <w:t>| [C] PRIMARY TELEMETRY &amp; SPECIFICATION CARDS                                                             |</w:t>
+        <w:br/>
+        <w:t>| - Resi Mode: Kode Resi, Layanan, Berat Asli, Status Badge, Kantor Asal, Kantor Tujuan, Pengirim/Penerima|</w:t>
+        <w:br/>
+        <w:t>| - Fleet Mode: Plat Nopol, Tipe Armada, Driver, Homebase, Kapasitas Maks (1500 kg), Rute Utama          |</w:t>
+        <w:br/>
+        <w:t>+---------------------------------------------------------------------------------------------------------+</w:t>
+        <w:br/>
+        <w:t>| [D] MULTI-STOP ROUTE JOURNEY STEPPER (Sequential Waypoints)                                             |</w:t>
+        <w:br/>
+        <w:t>| [Stop 1: KCU Asal] ======&gt; [Stop 2: KCP Transit] ======&gt; [Stop 3: KCP Transit] ======&gt; [Stop 4: SPP DC] |</w:t>
+        <w:br/>
+        <w:t>| (Seq, Nopend, Nama Kantor, Jam ETA/ETD, Load In, Load Out, Status Active/Passed)                       |</w:t>
+        <w:br/>
+        <w:t>+---------------------------------------------------------------------------------------------------------+</w:t>
+        <w:br/>
+        <w:t>| [E] VEHICLE CAPACITY GAUGE &amp; LOAD SUMMARY                                                               |</w:t>
+        <w:br/>
+        <w:t>| - Circular/Linear Gauge: % Beban Muatan Terpakai vs Kapasitas Maksimum (kg)                             |</w:t>
+        <w:br/>
+        <w:t>| - Status Badge: Normal (&lt;70%), Near Capacity (70-90%), Full (90-100%), Over Capacity (&gt;100%)          |</w:t>
+        <w:br/>
+        <w:t>+---------------------------------------------------------------------------------------------------------+</w:t>
+        <w:br/>
+        <w:t>| [F] MANIFEST &amp; CARGO ITEM BREAKDOWN ACCORDION                                                           |</w:t>
+        <w:br/>
+        <w:t>| - Pengelompokan Kargo Berdasarkan Kantor Pos Tujuan (Paginated Group Card)                             |</w:t>
+        <w:br/>
+        <w:t>| - Daftar Paket di Dalam Mobil: Resi, Layanan, Berat (kg), Nama Penerima, Status Scan                   |</w:t>
+        <w:br/>
+        <w:t>+---------------------------------------------------------------------------------------------------------+</w:t>
+        <w:br/>
+        <w:t>| [G] TRACKING EVENT HISTORY AUDIT LOG (Timeline Vertikal)                                                |</w:t>
+        <w:br/>
+        <w:t>| [📦 ENTRY_LOKET] ---&gt; [🚚 LOADED_ARMADA] ---&gt; [🏢 ARRIVED_HUB] ---&gt; [✅ DELIVERED]                     |</w:t>
+        <w:br/>
+        <w:t>| (Timestamp WIB, Lokasi Kantor Pos, Operator/Driver, Keterangan Peristiwa)                               |</w:t>
+        <w:br/>
+        <w:t>+---------------------------------------------------------------------------------------------------------+</w:t>
+      </w:r>
+    </w:p>
+    <w:p>
+      <w:r>
+        <w:rPr>
           <w:b/>
-          <w:color w:val="0D1B38"/>
-          <w:sz w:val="21"/>
+          <w:color w:val="CC3300"/>
+          <w:sz w:val="20"/>
         </w:rPr>
-        <w:t>Toggle &amp; Search Bar Multi-Fungsi</w:t>
+        <w:t>📋 Rincian &amp; Keterangan Setiap Kotak / Komponen Tata Letak:</w:t>
+      </w:r>
+    </w:p>
+    <w:tbl>
+      <w:tblPr>
+        <w:tblW w:type="auto" w:w="0"/>
+        <w:jc w:val="center"/>
+        <w:tblLook w:firstColumn="1" w:firstRow="1" w:lastColumn="0" w:lastRow="0" w:noHBand="0" w:noVBand="1" w:val="04A0"/>
+      </w:tblPr>
+      <w:tblGrid>
+        <w:gridCol w:w="1987"/>
+        <w:gridCol w:w="1987"/>
+        <w:gridCol w:w="1987"/>
+        <w:gridCol w:w="1987"/>
+        <w:gridCol w:w="1987"/>
+      </w:tblGrid>
+      <w:tr>
+        <w:tc>
+          <w:tcPr>
+            <w:tcW w:type="dxa" w:w="2016"/>
+            <w:shd w:fill="003366"/>
+            <w:tcMar>
+              <w:top w:w="60" w:type="dxa"/>
+              <w:bottom w:w="60" w:type="dxa"/>
+              <w:left w:w="80" w:type="dxa"/>
+              <w:right w:w="80" w:type="dxa"/>
+            </w:tcMar>
+          </w:tcPr>
+          <w:p>
+            <w:r>
+              <w:rPr>
+                <w:b/>
+                <w:color w:val="FFFFFF"/>
+                <w:sz w:val="16"/>
+              </w:rPr>
+              <w:t>Bagian / Kotak UI</w:t>
+            </w:r>
+          </w:p>
+        </w:tc>
+        <w:tc>
+          <w:tcPr>
+            <w:tcW w:type="dxa" w:w="1728"/>
+            <w:shd w:fill="003366"/>
+            <w:tcMar>
+              <w:top w:w="60" w:type="dxa"/>
+              <w:bottom w:w="60" w:type="dxa"/>
+              <w:left w:w="80" w:type="dxa"/>
+              <w:right w:w="80" w:type="dxa"/>
+            </w:tcMar>
+          </w:tcPr>
+          <w:p>
+            <w:r>
+              <w:rPr>
+                <w:b/>
+                <w:color w:val="FFFFFF"/>
+                <w:sz w:val="16"/>
+              </w:rPr>
+              <w:t>Tipe Visual &amp; Posisi</w:t>
+            </w:r>
+          </w:p>
+        </w:tc>
+        <w:tc>
+          <w:tcPr>
+            <w:tcW w:type="dxa" w:w="2304"/>
+            <w:shd w:fill="003366"/>
+            <w:tcMar>
+              <w:top w:w="60" w:type="dxa"/>
+              <w:bottom w:w="60" w:type="dxa"/>
+              <w:left w:w="80" w:type="dxa"/>
+              <w:right w:w="80" w:type="dxa"/>
+            </w:tcMar>
+          </w:tcPr>
+          <w:p>
+            <w:r>
+              <w:rPr>
+                <w:b/>
+                <w:color w:val="FFFFFF"/>
+                <w:sz w:val="16"/>
+              </w:rPr>
+              <w:t>Fungsi &amp; Kegunaan</w:t>
+            </w:r>
+          </w:p>
+        </w:tc>
+        <w:tc>
+          <w:tcPr>
+            <w:tcW w:type="dxa" w:w="2016"/>
+            <w:shd w:fill="003366"/>
+            <w:tcMar>
+              <w:top w:w="60" w:type="dxa"/>
+              <w:bottom w:w="60" w:type="dxa"/>
+              <w:left w:w="80" w:type="dxa"/>
+              <w:right w:w="80" w:type="dxa"/>
+            </w:tcMar>
+          </w:tcPr>
+          <w:p>
+            <w:r>
+              <w:rPr>
+                <w:b/>
+                <w:color w:val="FFFFFF"/>
+                <w:sz w:val="16"/>
+              </w:rPr>
+              <w:t>Sumber Data &amp; Kalkulasi</w:t>
+            </w:r>
+          </w:p>
+        </w:tc>
+        <w:tc>
+          <w:tcPr>
+            <w:tcW w:type="dxa" w:w="1728"/>
+            <w:shd w:fill="003366"/>
+            <w:tcMar>
+              <w:top w:w="60" w:type="dxa"/>
+              <w:bottom w:w="60" w:type="dxa"/>
+              <w:left w:w="80" w:type="dxa"/>
+              <w:right w:w="80" w:type="dxa"/>
+            </w:tcMar>
+          </w:tcPr>
+          <w:p>
+            <w:r>
+              <w:rPr>
+                <w:b/>
+                <w:color w:val="FFFFFF"/>
+                <w:sz w:val="16"/>
+              </w:rPr>
+              <w:t>Interaktivitas &amp; Aksi</w:t>
+            </w:r>
+          </w:p>
+        </w:tc>
+      </w:tr>
+      <w:tr>
+        <w:tc>
+          <w:tcPr>
+            <w:tcW w:type="dxa" w:w="2016"/>
+            <w:shd w:fill="FFFFFF"/>
+            <w:tcMar>
+              <w:top w:w="60" w:type="dxa"/>
+              <w:bottom w:w="60" w:type="dxa"/>
+              <w:left w:w="80" w:type="dxa"/>
+              <w:right w:w="80" w:type="dxa"/>
+            </w:tcMar>
+          </w:tcPr>
+          <w:p>
+            <w:r>
+              <w:rPr>
+                <w:b/>
+                <w:color w:val="003366"/>
+                <w:sz w:val="15"/>
+              </w:rPr>
+              <w:t>Kotak [A]: Search &amp; Context Controller Bar</w:t>
+            </w:r>
+          </w:p>
+        </w:tc>
+        <w:tc>
+          <w:tcPr>
+            <w:tcW w:type="dxa" w:w="1728"/>
+            <w:shd w:fill="FFFFFF"/>
+            <w:tcMar>
+              <w:top w:w="60" w:type="dxa"/>
+              <w:bottom w:w="60" w:type="dxa"/>
+              <w:left w:w="80" w:type="dxa"/>
+              <w:right w:w="80" w:type="dxa"/>
+            </w:tcMar>
+          </w:tcPr>
+          <w:p>
+            <w:r>
+              <w:rPr>
+                <w:sz w:val="15"/>
+              </w:rPr>
+              <w:t>Card Header Kontrol Utama (Paling Atas)</w:t>
+            </w:r>
+          </w:p>
+        </w:tc>
+        <w:tc>
+          <w:tcPr>
+            <w:tcW w:type="dxa" w:w="2304"/>
+            <w:shd w:fill="FFFFFF"/>
+            <w:tcMar>
+              <w:top w:w="60" w:type="dxa"/>
+              <w:bottom w:w="60" w:type="dxa"/>
+              <w:left w:w="80" w:type="dxa"/>
+              <w:right w:w="80" w:type="dxa"/>
+            </w:tcMar>
+          </w:tcPr>
+          <w:p>
+            <w:r>
+              <w:rPr>
+                <w:sz w:val="15"/>
+              </w:rPr>
+              <w:t>Bilah pengendali mode pencarian (Resi vs Armada), input nomor, pemilih tanggal operasional, dan chip sampel.</w:t>
+            </w:r>
+          </w:p>
+        </w:tc>
+        <w:tc>
+          <w:tcPr>
+            <w:tcW w:type="dxa" w:w="2016"/>
+            <w:shd w:fill="FFFFFF"/>
+            <w:tcMar>
+              <w:top w:w="60" w:type="dxa"/>
+              <w:bottom w:w="60" w:type="dxa"/>
+              <w:left w:w="80" w:type="dxa"/>
+              <w:right w:w="80" w:type="dxa"/>
+            </w:tcMar>
+          </w:tcPr>
+          <w:p>
+            <w:r>
+              <w:rPr>
+                <w:sz w:val="15"/>
+              </w:rPr>
+              <w:t>Input user &amp; `SAMPLE_RESIS`</w:t>
+            </w:r>
+          </w:p>
+        </w:tc>
+        <w:tc>
+          <w:tcPr>
+            <w:tcW w:type="dxa" w:w="1728"/>
+            <w:shd w:fill="FFFFFF"/>
+            <w:tcMar>
+              <w:top w:w="60" w:type="dxa"/>
+              <w:bottom w:w="60" w:type="dxa"/>
+              <w:left w:w="80" w:type="dxa"/>
+              <w:right w:w="80" w:type="dxa"/>
+            </w:tcMar>
+          </w:tcPr>
+          <w:p>
+            <w:r>
+              <w:rPr>
+                <w:sz w:val="15"/>
+              </w:rPr>
+              <w:t>Tab switch mode pencarian, input teks dengan debounce/enter, date picker, tombol 'Import CSV' dan 'Live GPS'.</w:t>
+            </w:r>
+          </w:p>
+        </w:tc>
+      </w:tr>
+      <w:tr>
+        <w:tc>
+          <w:tcPr>
+            <w:tcW w:type="dxa" w:w="2016"/>
+            <w:shd w:fill="F9FAFB"/>
+            <w:tcMar>
+              <w:top w:w="60" w:type="dxa"/>
+              <w:bottom w:w="60" w:type="dxa"/>
+              <w:left w:w="80" w:type="dxa"/>
+              <w:right w:w="80" w:type="dxa"/>
+            </w:tcMar>
+          </w:tcPr>
+          <w:p>
+            <w:r>
+              <w:rPr>
+                <w:b/>
+                <w:color w:val="003366"/>
+                <w:sz w:val="15"/>
+              </w:rPr>
+              <w:t>Kotak [B]: Strict Future Date Warning Banner</w:t>
+            </w:r>
+          </w:p>
+        </w:tc>
+        <w:tc>
+          <w:tcPr>
+            <w:tcW w:type="dxa" w:w="1728"/>
+            <w:shd w:fill="F9FAFB"/>
+            <w:tcMar>
+              <w:top w:w="60" w:type="dxa"/>
+              <w:bottom w:w="60" w:type="dxa"/>
+              <w:left w:w="80" w:type="dxa"/>
+              <w:right w:w="80" w:type="dxa"/>
+            </w:tcMar>
+          </w:tcPr>
+          <w:p>
+            <w:r>
+              <w:rPr>
+                <w:sz w:val="15"/>
+              </w:rPr>
+              <w:t>Alert Card Merah (Kondisional di bawah Header)</w:t>
+            </w:r>
+          </w:p>
+        </w:tc>
+        <w:tc>
+          <w:tcPr>
+            <w:tcW w:type="dxa" w:w="2304"/>
+            <w:shd w:fill="F9FAFB"/>
+            <w:tcMar>
+              <w:top w:w="60" w:type="dxa"/>
+              <w:bottom w:w="60" w:type="dxa"/>
+              <w:left w:w="80" w:type="dxa"/>
+              <w:right w:w="80" w:type="dxa"/>
+            </w:tcMar>
+          </w:tcPr>
+          <w:p>
+            <w:r>
+              <w:rPr>
+                <w:sz w:val="15"/>
+              </w:rPr>
+              <w:t>Peringatan resmi bila operator memilih tanggal di masa depan yang belum terlaksana.</w:t>
+            </w:r>
+          </w:p>
+        </w:tc>
+        <w:tc>
+          <w:tcPr>
+            <w:tcW w:type="dxa" w:w="2016"/>
+            <w:shd w:fill="F9FAFB"/>
+            <w:tcMar>
+              <w:top w:w="60" w:type="dxa"/>
+              <w:bottom w:w="60" w:type="dxa"/>
+              <w:left w:w="80" w:type="dxa"/>
+              <w:right w:w="80" w:type="dxa"/>
+            </w:tcMar>
+          </w:tcPr>
+          <w:p>
+            <w:r>
+              <w:rPr>
+                <w:sz w:val="15"/>
+              </w:rPr>
+              <w:t>Backend flag `isFutureDate === true`</w:t>
+            </w:r>
+          </w:p>
+        </w:tc>
+        <w:tc>
+          <w:tcPr>
+            <w:tcW w:type="dxa" w:w="1728"/>
+            <w:shd w:fill="F9FAFB"/>
+            <w:tcMar>
+              <w:top w:w="60" w:type="dxa"/>
+              <w:bottom w:w="60" w:type="dxa"/>
+              <w:left w:w="80" w:type="dxa"/>
+              <w:right w:w="80" w:type="dxa"/>
+            </w:tcMar>
+          </w:tcPr>
+          <w:p>
+            <w:r>
+              <w:rPr>
+                <w:sz w:val="15"/>
+              </w:rPr>
+              <w:t>Menampilkan pesan 'Tanggal Operasional Belum Tiba' dan otomatis menyembunyikan muatan/perjalanan palsu.</w:t>
+            </w:r>
+          </w:p>
+        </w:tc>
+      </w:tr>
+      <w:tr>
+        <w:tc>
+          <w:tcPr>
+            <w:tcW w:type="dxa" w:w="2016"/>
+            <w:shd w:fill="FFFFFF"/>
+            <w:tcMar>
+              <w:top w:w="60" w:type="dxa"/>
+              <w:bottom w:w="60" w:type="dxa"/>
+              <w:left w:w="80" w:type="dxa"/>
+              <w:right w:w="80" w:type="dxa"/>
+            </w:tcMar>
+          </w:tcPr>
+          <w:p>
+            <w:r>
+              <w:rPr>
+                <w:b/>
+                <w:color w:val="003366"/>
+                <w:sz w:val="15"/>
+              </w:rPr>
+              <w:t>Kotak [C]: Primary Telemetry &amp; Spec Cards</w:t>
+            </w:r>
+          </w:p>
+        </w:tc>
+        <w:tc>
+          <w:tcPr>
+            <w:tcW w:type="dxa" w:w="1728"/>
+            <w:shd w:fill="FFFFFF"/>
+            <w:tcMar>
+              <w:top w:w="60" w:type="dxa"/>
+              <w:bottom w:w="60" w:type="dxa"/>
+              <w:left w:w="80" w:type="dxa"/>
+              <w:right w:w="80" w:type="dxa"/>
+            </w:tcMar>
+          </w:tcPr>
+          <w:p>
+            <w:r>
+              <w:rPr>
+                <w:sz w:val="15"/>
+              </w:rPr>
+              <w:t>Surface Card Utama (Tengah Atas)</w:t>
+            </w:r>
+          </w:p>
+        </w:tc>
+        <w:tc>
+          <w:tcPr>
+            <w:tcW w:type="dxa" w:w="2304"/>
+            <w:shd w:fill="FFFFFF"/>
+            <w:tcMar>
+              <w:top w:w="60" w:type="dxa"/>
+              <w:bottom w:w="60" w:type="dxa"/>
+              <w:left w:w="80" w:type="dxa"/>
+              <w:right w:w="80" w:type="dxa"/>
+            </w:tcMar>
+          </w:tcPr>
+          <w:p>
+            <w:r>
+              <w:rPr>
+                <w:sz w:val="15"/>
+              </w:rPr>
+              <w:t>Menampilkan rincian identitas resi (berat, layanan, tarif, asal, tujuan) atau spesifikasi armada kendaraan.</w:t>
+            </w:r>
+          </w:p>
+        </w:tc>
+        <w:tc>
+          <w:tcPr>
+            <w:tcW w:type="dxa" w:w="2016"/>
+            <w:shd w:fill="FFFFFF"/>
+            <w:tcMar>
+              <w:top w:w="60" w:type="dxa"/>
+              <w:bottom w:w="60" w:type="dxa"/>
+              <w:left w:w="80" w:type="dxa"/>
+              <w:right w:w="80" w:type="dxa"/>
+            </w:tcMar>
+          </w:tcPr>
+          <w:p>
+            <w:r>
+              <w:rPr>
+                <w:sz w:val="15"/>
+              </w:rPr>
+              <w:t>Koleksi `transaksi` atau `master_kendaraan`</w:t>
+            </w:r>
+          </w:p>
+        </w:tc>
+        <w:tc>
+          <w:tcPr>
+            <w:tcW w:type="dxa" w:w="1728"/>
+            <w:shd w:fill="FFFFFF"/>
+            <w:tcMar>
+              <w:top w:w="60" w:type="dxa"/>
+              <w:bottom w:w="60" w:type="dxa"/>
+              <w:left w:w="80" w:type="dxa"/>
+              <w:right w:w="80" w:type="dxa"/>
+            </w:tcMar>
+          </w:tcPr>
+          <w:p>
+            <w:r>
+              <w:rPr>
+                <w:sz w:val="15"/>
+              </w:rPr>
+              <w:t>Tombol salin nomor resi/nopol, badge status pengiriman (ENTRY, LOADED, IN_TRANSIT, DELIVERED).</w:t>
+            </w:r>
+          </w:p>
+        </w:tc>
+      </w:tr>
+      <w:tr>
+        <w:tc>
+          <w:tcPr>
+            <w:tcW w:type="dxa" w:w="2016"/>
+            <w:shd w:fill="F9FAFB"/>
+            <w:tcMar>
+              <w:top w:w="60" w:type="dxa"/>
+              <w:bottom w:w="60" w:type="dxa"/>
+              <w:left w:w="80" w:type="dxa"/>
+              <w:right w:w="80" w:type="dxa"/>
+            </w:tcMar>
+          </w:tcPr>
+          <w:p>
+            <w:r>
+              <w:rPr>
+                <w:b/>
+                <w:color w:val="003366"/>
+                <w:sz w:val="15"/>
+              </w:rPr>
+              <w:t>Kotak [D]: Multi-Stop Route Stepper</w:t>
+            </w:r>
+          </w:p>
+        </w:tc>
+        <w:tc>
+          <w:tcPr>
+            <w:tcW w:type="dxa" w:w="1728"/>
+            <w:shd w:fill="F9FAFB"/>
+            <w:tcMar>
+              <w:top w:w="60" w:type="dxa"/>
+              <w:bottom w:w="60" w:type="dxa"/>
+              <w:left w:w="80" w:type="dxa"/>
+              <w:right w:w="80" w:type="dxa"/>
+            </w:tcMar>
+          </w:tcPr>
+          <w:p>
+            <w:r>
+              <w:rPr>
+                <w:sz w:val="15"/>
+              </w:rPr>
+              <w:t>Stepper Horizontal Berurutan</w:t>
+            </w:r>
+          </w:p>
+        </w:tc>
+        <w:tc>
+          <w:tcPr>
+            <w:tcW w:type="dxa" w:w="2304"/>
+            <w:shd w:fill="F9FAFB"/>
+            <w:tcMar>
+              <w:top w:w="60" w:type="dxa"/>
+              <w:bottom w:w="60" w:type="dxa"/>
+              <w:left w:w="80" w:type="dxa"/>
+              <w:right w:w="80" w:type="dxa"/>
+            </w:tcMar>
+          </w:tcPr>
+          <w:p>
+            <w:r>
+              <w:rPr>
+                <w:sz w:val="15"/>
+              </w:rPr>
+              <w:t>Memetakan seluruh titik singgah perhentian (Waypoints) dari rute feeder/intercity.</w:t>
+            </w:r>
+          </w:p>
+        </w:tc>
+        <w:tc>
+          <w:tcPr>
+            <w:tcW w:type="dxa" w:w="2016"/>
+            <w:shd w:fill="F9FAFB"/>
+            <w:tcMar>
+              <w:top w:w="60" w:type="dxa"/>
+              <w:bottom w:w="60" w:type="dxa"/>
+              <w:left w:w="80" w:type="dxa"/>
+              <w:right w:w="80" w:type="dxa"/>
+            </w:tcMar>
+          </w:tcPr>
+          <w:p>
+            <w:r>
+              <w:rPr>
+                <w:sz w:val="15"/>
+              </w:rPr>
+              <w:t>Koleksi `detail_route` &amp; `route_journeys`</w:t>
+            </w:r>
+          </w:p>
+        </w:tc>
+        <w:tc>
+          <w:tcPr>
+            <w:tcW w:type="dxa" w:w="1728"/>
+            <w:shd w:fill="F9FAFB"/>
+            <w:tcMar>
+              <w:top w:w="60" w:type="dxa"/>
+              <w:bottom w:w="60" w:type="dxa"/>
+              <w:left w:w="80" w:type="dxa"/>
+              <w:right w:w="80" w:type="dxa"/>
+            </w:tcMar>
+          </w:tcPr>
+          <w:p>
+            <w:r>
+              <w:rPr>
+                <w:sz w:val="15"/>
+              </w:rPr>
+              <w:t>Node berwarna (Hijau: Selesai, Biru: Sedang Aktif, Abu-abu: Belum Tiba) dengan detail jam ETA dan muatan naik/turun.</w:t>
+            </w:r>
+          </w:p>
+        </w:tc>
+      </w:tr>
+      <w:tr>
+        <w:tc>
+          <w:tcPr>
+            <w:tcW w:type="dxa" w:w="2016"/>
+            <w:shd w:fill="FFFFFF"/>
+            <w:tcMar>
+              <w:top w:w="60" w:type="dxa"/>
+              <w:bottom w:w="60" w:type="dxa"/>
+              <w:left w:w="80" w:type="dxa"/>
+              <w:right w:w="80" w:type="dxa"/>
+            </w:tcMar>
+          </w:tcPr>
+          <w:p>
+            <w:r>
+              <w:rPr>
+                <w:b/>
+                <w:color w:val="003366"/>
+                <w:sz w:val="15"/>
+              </w:rPr>
+              <w:t>Kotak [E]: Vehicle Capacity Gauge</w:t>
+            </w:r>
+          </w:p>
+        </w:tc>
+        <w:tc>
+          <w:tcPr>
+            <w:tcW w:type="dxa" w:w="1728"/>
+            <w:shd w:fill="FFFFFF"/>
+            <w:tcMar>
+              <w:top w:w="60" w:type="dxa"/>
+              <w:bottom w:w="60" w:type="dxa"/>
+              <w:left w:w="80" w:type="dxa"/>
+              <w:right w:w="80" w:type="dxa"/>
+            </w:tcMar>
+          </w:tcPr>
+          <w:p>
+            <w:r>
+              <w:rPr>
+                <w:sz w:val="15"/>
+              </w:rPr>
+              <w:t>Radial / Linear Progress Meter Card</w:t>
+            </w:r>
+          </w:p>
+        </w:tc>
+        <w:tc>
+          <w:tcPr>
+            <w:tcW w:type="dxa" w:w="2304"/>
+            <w:shd w:fill="FFFFFF"/>
+            <w:tcMar>
+              <w:top w:w="60" w:type="dxa"/>
+              <w:bottom w:w="60" w:type="dxa"/>
+              <w:left w:w="80" w:type="dxa"/>
+              <w:right w:w="80" w:type="dxa"/>
+            </w:tcMar>
+          </w:tcPr>
+          <w:p>
+            <w:r>
+              <w:rPr>
+                <w:sz w:val="15"/>
+              </w:rPr>
+              <w:t>Menghitung persentase keterisian bagasi kendaraan terhadap daya tampung maksimal 1.500 kg / 3.500 kg.</w:t>
+            </w:r>
+          </w:p>
+        </w:tc>
+        <w:tc>
+          <w:tcPr>
+            <w:tcW w:type="dxa" w:w="2016"/>
+            <w:shd w:fill="FFFFFF"/>
+            <w:tcMar>
+              <w:top w:w="60" w:type="dxa"/>
+              <w:bottom w:w="60" w:type="dxa"/>
+              <w:left w:w="80" w:type="dxa"/>
+              <w:right w:w="80" w:type="dxa"/>
+            </w:tcMar>
+          </w:tcPr>
+          <w:p>
+            <w:r>
+              <w:rPr>
+                <w:sz w:val="15"/>
+              </w:rPr>
+              <w:t>Kalkulasi `(current_load_kg / max_capacity_kg) * 100`</w:t>
+            </w:r>
+          </w:p>
+        </w:tc>
+        <w:tc>
+          <w:tcPr>
+            <w:tcW w:type="dxa" w:w="1728"/>
+            <w:shd w:fill="FFFFFF"/>
+            <w:tcMar>
+              <w:top w:w="60" w:type="dxa"/>
+              <w:bottom w:w="60" w:type="dxa"/>
+              <w:left w:w="80" w:type="dxa"/>
+              <w:right w:w="80" w:type="dxa"/>
+            </w:tcMar>
+          </w:tcPr>
+          <w:p>
+            <w:r>
+              <w:rPr>
+                <w:sz w:val="15"/>
+              </w:rPr>
+              <w:t>Badge risiko kapasitas: Normal (Hijau), Near Capacity (Kuning), Full (Oranye), Over Capacity (Merah).</w:t>
+            </w:r>
+          </w:p>
+        </w:tc>
+      </w:tr>
+      <w:tr>
+        <w:tc>
+          <w:tcPr>
+            <w:tcW w:type="dxa" w:w="2016"/>
+            <w:shd w:fill="F9FAFB"/>
+            <w:tcMar>
+              <w:top w:w="60" w:type="dxa"/>
+              <w:bottom w:w="60" w:type="dxa"/>
+              <w:left w:w="80" w:type="dxa"/>
+              <w:right w:w="80" w:type="dxa"/>
+            </w:tcMar>
+          </w:tcPr>
+          <w:p>
+            <w:r>
+              <w:rPr>
+                <w:b/>
+                <w:color w:val="003366"/>
+                <w:sz w:val="15"/>
+              </w:rPr>
+              <w:t>Kotak [F]: Manifest Cargo Group Accordion</w:t>
+            </w:r>
+          </w:p>
+        </w:tc>
+        <w:tc>
+          <w:tcPr>
+            <w:tcW w:type="dxa" w:w="1728"/>
+            <w:shd w:fill="F9FAFB"/>
+            <w:tcMar>
+              <w:top w:w="60" w:type="dxa"/>
+              <w:bottom w:w="60" w:type="dxa"/>
+              <w:left w:w="80" w:type="dxa"/>
+              <w:right w:w="80" w:type="dxa"/>
+            </w:tcMar>
+          </w:tcPr>
+          <w:p>
+            <w:r>
+              <w:rPr>
+                <w:sz w:val="15"/>
+              </w:rPr>
+              <w:t>Collapsible Accordion Cards Terpaginasi</w:t>
+            </w:r>
+          </w:p>
+        </w:tc>
+        <w:tc>
+          <w:tcPr>
+            <w:tcW w:type="dxa" w:w="2304"/>
+            <w:shd w:fill="F9FAFB"/>
+            <w:tcMar>
+              <w:top w:w="60" w:type="dxa"/>
+              <w:bottom w:w="60" w:type="dxa"/>
+              <w:left w:w="80" w:type="dxa"/>
+              <w:right w:w="80" w:type="dxa"/>
+            </w:tcMar>
+          </w:tcPr>
+          <w:p>
+            <w:r>
+              <w:rPr>
+                <w:sz w:val="15"/>
+              </w:rPr>
+              <w:t>Daftar seluruh koli paket yang berada di dalam armada, dikelompokkan per kantor pos tujuan.</w:t>
+            </w:r>
+          </w:p>
+        </w:tc>
+        <w:tc>
+          <w:tcPr>
+            <w:tcW w:type="dxa" w:w="2016"/>
+            <w:shd w:fill="F9FAFB"/>
+            <w:tcMar>
+              <w:top w:w="60" w:type="dxa"/>
+              <w:bottom w:w="60" w:type="dxa"/>
+              <w:left w:w="80" w:type="dxa"/>
+              <w:right w:w="80" w:type="dxa"/>
+            </w:tcMar>
+          </w:tcPr>
+          <w:p>
+            <w:r>
+              <w:rPr>
+                <w:sz w:val="15"/>
+              </w:rPr>
+              <w:t>Array `cargo` dari `route_journeys`</w:t>
+            </w:r>
+          </w:p>
+        </w:tc>
+        <w:tc>
+          <w:tcPr>
+            <w:tcW w:type="dxa" w:w="1728"/>
+            <w:shd w:fill="F9FAFB"/>
+            <w:tcMar>
+              <w:top w:w="60" w:type="dxa"/>
+              <w:bottom w:w="60" w:type="dxa"/>
+              <w:left w:w="80" w:type="dxa"/>
+              <w:right w:w="80" w:type="dxa"/>
+            </w:tcMar>
+          </w:tcPr>
+          <w:p>
+            <w:r>
+              <w:rPr>
+                <w:sz w:val="15"/>
+              </w:rPr>
+              <w:t>Accordion buka-tutup per kantor tujuan, paginasi per group (10/20 paket per halaman), badge layanan.</w:t>
+            </w:r>
+          </w:p>
+        </w:tc>
+      </w:tr>
+      <w:tr>
+        <w:tc>
+          <w:tcPr>
+            <w:tcW w:type="dxa" w:w="2016"/>
+            <w:shd w:fill="FFFFFF"/>
+            <w:tcMar>
+              <w:top w:w="60" w:type="dxa"/>
+              <w:bottom w:w="60" w:type="dxa"/>
+              <w:left w:w="80" w:type="dxa"/>
+              <w:right w:w="80" w:type="dxa"/>
+            </w:tcMar>
+          </w:tcPr>
+          <w:p>
+            <w:r>
+              <w:rPr>
+                <w:b/>
+                <w:color w:val="003366"/>
+                <w:sz w:val="15"/>
+              </w:rPr>
+              <w:t>Kotak [G]: Tracking Event History Audit Log</w:t>
+            </w:r>
+          </w:p>
+        </w:tc>
+        <w:tc>
+          <w:tcPr>
+            <w:tcW w:type="dxa" w:w="1728"/>
+            <w:shd w:fill="FFFFFF"/>
+            <w:tcMar>
+              <w:top w:w="60" w:type="dxa"/>
+              <w:bottom w:w="60" w:type="dxa"/>
+              <w:left w:w="80" w:type="dxa"/>
+              <w:right w:w="80" w:type="dxa"/>
+            </w:tcMar>
+          </w:tcPr>
+          <w:p>
+            <w:r>
+              <w:rPr>
+                <w:sz w:val="15"/>
+              </w:rPr>
+              <w:t>Timeline Vertikal (Bawah Halaman)</w:t>
+            </w:r>
+          </w:p>
+        </w:tc>
+        <w:tc>
+          <w:tcPr>
+            <w:tcW w:type="dxa" w:w="2304"/>
+            <w:shd w:fill="FFFFFF"/>
+            <w:tcMar>
+              <w:top w:w="60" w:type="dxa"/>
+              <w:bottom w:w="60" w:type="dxa"/>
+              <w:left w:w="80" w:type="dxa"/>
+              <w:right w:w="80" w:type="dxa"/>
+            </w:tcMar>
+          </w:tcPr>
+          <w:p>
+            <w:r>
+              <w:rPr>
+                <w:sz w:val="15"/>
+              </w:rPr>
+              <w:t>Log audit kronologis setiap pemindaian barcode resi sejak loket pengirim hingga tanda terima penerima.</w:t>
+            </w:r>
+          </w:p>
+        </w:tc>
+        <w:tc>
+          <w:tcPr>
+            <w:tcW w:type="dxa" w:w="2016"/>
+            <w:shd w:fill="FFFFFF"/>
+            <w:tcMar>
+              <w:top w:w="60" w:type="dxa"/>
+              <w:bottom w:w="60" w:type="dxa"/>
+              <w:left w:w="80" w:type="dxa"/>
+              <w:right w:w="80" w:type="dxa"/>
+            </w:tcMar>
+          </w:tcPr>
+          <w:p>
+            <w:r>
+              <w:rPr>
+                <w:sz w:val="15"/>
+              </w:rPr>
+              <w:t>Koleksi `tracking_events`</w:t>
+            </w:r>
+          </w:p>
+        </w:tc>
+        <w:tc>
+          <w:tcPr>
+            <w:tcW w:type="dxa" w:w="1728"/>
+            <w:shd w:fill="FFFFFF"/>
+            <w:tcMar>
+              <w:top w:w="60" w:type="dxa"/>
+              <w:bottom w:w="60" w:type="dxa"/>
+              <w:left w:w="80" w:type="dxa"/>
+              <w:right w:w="80" w:type="dxa"/>
+            </w:tcMar>
+          </w:tcPr>
+          <w:p>
+            <w:r>
+              <w:rPr>
+                <w:sz w:val="15"/>
+              </w:rPr>
+              <w:t>Ikon tahapan, timestamp WIB, kantor pos lokasi pemindaian, nomor polisi armada pengangkut, dan nama petugas.</w:t>
+            </w:r>
+          </w:p>
+        </w:tc>
+      </w:tr>
+    </w:tbl>
+    <w:p/>
+    <w:p>
+      <w:pPr>
+        <w:pStyle w:val="Heading2"/>
+      </w:pPr>
+      <w:r>
+        <w:rPr>
+          <w:b/>
+          <w:color w:val="003366"/>
+          <w:sz w:val="23"/>
+        </w:rPr>
+        <w:t>3. Aturan Bisnis &amp; Strict Future Date Rule</w:t>
       </w:r>
     </w:p>
     <w:p>
       <w:pPr>
-        <w:spacing w:after="80" w:line="276" w:lineRule="auto"/>
-        <w:ind w:left="360"/>
+        <w:pStyle w:val="ListBullet"/>
+      </w:pPr>
+      <w:r>
+        <w:rPr>
+          <w:sz w:val="18"/>
+        </w:rPr>
+        <w:t>Aturan Tanggal Masa Depan: Jika tanggal &gt; hari ini, sistem mengembalikan isFutureDate: true dan TIDAK membuat muatan fiktif.</w:t>
+      </w:r>
+    </w:p>
+    <w:p>
+      <w:pPr>
+        <w:pStyle w:val="ListBullet"/>
+      </w:pPr>
+      <w:r>
+        <w:rPr>
+          <w:sz w:val="18"/>
+        </w:rPr>
+        <w:t>Idempotensi Audit Event: Setiap pemindaian barcode memiliki event_id unik untuk mencegah pencatatan event ganda.</w:t>
+      </w:r>
+    </w:p>
+    <w:p>
+      <w:pPr>
+        <w:pStyle w:val="ListBullet"/>
+      </w:pPr>
+      <w:r>
+        <w:rPr>
+          <w:sz w:val="18"/>
+        </w:rPr>
+        <w:t>Normalisasi Nomor Polisi: Backend menormalisasi input plat nomor (menghilangkan spasi) untuk pencocokan akurat.</w:t>
+      </w:r>
+    </w:p>
+    <w:p>
+      <w:pPr>
+        <w:pStyle w:val="Heading2"/>
       </w:pPr>
       <w:r>
         <w:rPr>
           <w:b/>
-          <w:color w:val="E8431F"/>
-        </w:rPr>
-        <w:t xml:space="preserve">• </w:t>
-      </w:r>
-      <w:r>
-        <w:rPr>
-          <w:rFonts w:ascii="Arial" w:hAnsi="Arial"/>
-          <w:color w:val="334155"/>
-          <w:sz w:val="19"/>
-        </w:rPr>
-        <w:t>Mode Pencarian: Nomor Resi Connote vs Daftar Fleet Mobil Armada (MongoDB)</w:t>
-      </w:r>
-    </w:p>
-    <w:p>
-      <w:pPr>
-        <w:spacing w:after="80" w:line="276" w:lineRule="auto"/>
-        <w:ind w:left="360"/>
-      </w:pPr>
-      <w:r>
-        <w:rPr>
-          <w:b/>
-          <w:color w:val="E8431F"/>
-        </w:rPr>
-        <w:t xml:space="preserve">• </w:t>
-      </w:r>
-      <w:r>
-        <w:rPr>
-          <w:rFonts w:ascii="Arial" w:hAnsi="Arial"/>
-          <w:color w:val="334155"/>
-          <w:sz w:val="19"/>
-        </w:rPr>
-        <w:t>Date Picker Context Tanggal Operasional Harian (YYYY-MM-DD)</w:t>
-      </w:r>
-    </w:p>
-    <w:p>
-      <w:pPr>
-        <w:spacing w:after="80" w:line="276" w:lineRule="auto"/>
-        <w:ind w:left="360"/>
-      </w:pPr>
-      <w:r>
-        <w:rPr>
-          <w:b/>
-          <w:color w:val="E8431F"/>
-        </w:rPr>
-        <w:t xml:space="preserve">• </w:t>
-      </w:r>
-      <w:r>
-        <w:rPr>
-          <w:rFonts w:ascii="Arial" w:hAnsi="Arial"/>
-          <w:color w:val="334155"/>
-          <w:sz w:val="19"/>
-        </w:rPr>
-        <w:t>Quick Test Sample Chips (Resi P260812000001, P20260724000001, Armada B 9910 PCX)</w:t>
-      </w:r>
-    </w:p>
-    <w:p>
-      <w:pPr>
-        <w:spacing w:after="80" w:line="276" w:lineRule="auto" w:before="160"/>
-      </w:pPr>
-      <w:r>
-        <w:rPr>
-          <w:rFonts w:ascii="Arial" w:hAnsi="Arial"/>
-          <w:b/>
-          <w:color w:val="0D1B38"/>
-          <w:sz w:val="21"/>
-        </w:rPr>
-        <w:t>Visual Cards &amp; Telemetri Real-Time</w:t>
-      </w:r>
-    </w:p>
-    <w:p>
-      <w:pPr>
-        <w:spacing w:after="80" w:line="276" w:lineRule="auto"/>
-        <w:ind w:left="360"/>
-      </w:pPr>
-      <w:r>
-        <w:rPr>
-          <w:b/>
-          <w:color w:val="E8431F"/>
-        </w:rPr>
-        <w:t xml:space="preserve">• </w:t>
-      </w:r>
-      <w:r>
-        <w:rPr>
-          <w:rFonts w:ascii="Arial" w:hAnsi="Arial"/>
-          <w:color w:val="334155"/>
-          <w:sz w:val="19"/>
-        </w:rPr>
-        <w:t>Card Warning Tanggal Operasional Belum Tiba (Warna Merah Prominen tanpa muatan palsu)</w:t>
-      </w:r>
-    </w:p>
-    <w:p>
-      <w:pPr>
-        <w:spacing w:after="80" w:line="276" w:lineRule="auto"/>
-        <w:ind w:left="360"/>
-      </w:pPr>
-      <w:r>
-        <w:rPr>
-          <w:b/>
-          <w:color w:val="E8431F"/>
-        </w:rPr>
-        <w:t xml:space="preserve">• </w:t>
-      </w:r>
-      <w:r>
-        <w:rPr>
-          <w:rFonts w:ascii="Arial" w:hAnsi="Arial"/>
-          <w:color w:val="334155"/>
-          <w:sz w:val="19"/>
-        </w:rPr>
-        <w:t>Card Overview Spesifikasi Kendaraan / Detail Resi Paket</w:t>
-      </w:r>
-    </w:p>
-    <w:p>
-      <w:pPr>
-        <w:spacing w:after="80" w:line="276" w:lineRule="auto"/>
-        <w:ind w:left="360"/>
-      </w:pPr>
-      <w:r>
-        <w:rPr>
-          <w:b/>
-          <w:color w:val="E8431F"/>
-        </w:rPr>
-        <w:t xml:space="preserve">• </w:t>
-      </w:r>
-      <w:r>
-        <w:rPr>
-          <w:rFonts w:ascii="Arial" w:hAnsi="Arial"/>
-          <w:color w:val="334155"/>
-          <w:sz w:val="19"/>
-        </w:rPr>
-        <w:t>Tracking Timeline Event Log dari Database (ENTRY, LOADED, IN_TRANSIT, DELIVERED)</w:t>
-      </w:r>
-    </w:p>
-    <w:p>
-      <w:pPr>
-        <w:spacing w:after="80" w:line="276" w:lineRule="auto"/>
-        <w:ind w:left="360"/>
-      </w:pPr>
-      <w:r>
-        <w:rPr>
-          <w:b/>
-          <w:color w:val="E8431F"/>
-        </w:rPr>
-        <w:t xml:space="preserve">• </w:t>
-      </w:r>
-      <w:r>
-        <w:rPr>
-          <w:rFonts w:ascii="Arial" w:hAnsi="Arial"/>
-          <w:color w:val="334155"/>
-          <w:sz w:val="19"/>
-        </w:rPr>
-        <w:t>Multi-stop Route Journey Stepper (Sequential Waypoints dari detail_route)</w:t>
-      </w:r>
-    </w:p>
-    <w:p>
-      <w:pPr>
-        <w:spacing w:after="80" w:line="276" w:lineRule="auto"/>
-        <w:ind w:left="360"/>
-      </w:pPr>
-      <w:r>
-        <w:rPr>
-          <w:b/>
-          <w:color w:val="E8431F"/>
-        </w:rPr>
-        <w:t xml:space="preserve">• </w:t>
-      </w:r>
-      <w:r>
-        <w:rPr>
-          <w:rFonts w:ascii="Arial" w:hAnsi="Arial"/>
-          <w:color w:val="334155"/>
-          <w:sz w:val="19"/>
-        </w:rPr>
-        <w:t>Vehicle Capacity Gauge (% Utilisasi Beban, Load at Stop kg vs Max Capacity 1500 kg)</w:t>
-      </w:r>
-    </w:p>
-    <w:p>
-      <w:pPr>
-        <w:spacing w:after="80" w:line="276" w:lineRule="auto"/>
-        <w:ind w:left="360"/>
-      </w:pPr>
-      <w:r>
-        <w:rPr>
-          <w:b/>
-          <w:color w:val="E8431F"/>
-        </w:rPr>
-        <w:t xml:space="preserve">• </w:t>
-      </w:r>
-      <w:r>
-        <w:rPr>
-          <w:rFonts w:ascii="Arial" w:hAnsi="Arial"/>
-          <w:color w:val="334155"/>
-          <w:sz w:val="19"/>
-        </w:rPr>
-        <w:t>Radar GPS Telemetry Live Modal (`LiveGpsMapModal.jsx`)</w:t>
-      </w:r>
-    </w:p>
-    <w:p>
-      <w:pPr>
-        <w:spacing w:after="80" w:line="276" w:lineRule="auto"/>
-        <w:ind w:left="360"/>
-      </w:pPr>
-      <w:r>
-        <w:rPr>
-          <w:b/>
-          <w:color w:val="E8431F"/>
-        </w:rPr>
-        <w:t xml:space="preserve">• </w:t>
-      </w:r>
-      <w:r>
-        <w:rPr>
-          <w:rFonts w:ascii="Arial" w:hAnsi="Arial"/>
-          <w:color w:val="334155"/>
-          <w:sz w:val="19"/>
-        </w:rPr>
-        <w:t>QA / Dev CSV Import Modal (`CsvImportModal.jsx`)</w:t>
-      </w:r>
-    </w:p>
-    <w:p>
-      <w:pPr>
-        <w:spacing w:before="280" w:after="120"/>
-      </w:pPr>
-      <w:r>
-        <w:rPr>
-          <w:rFonts w:ascii="Arial" w:hAnsi="Arial"/>
-          <w:b/>
-          <w:color w:val="0284C7"/>
-          <w:sz w:val="26"/>
-        </w:rPr>
-        <w:t>3. Aturan Bisnis &amp; Logika Penanganan Tanggal Masa Depan</w:t>
-      </w:r>
-    </w:p>
-    <w:p>
-      <w:pPr>
-        <w:spacing w:after="80" w:line="276" w:lineRule="auto"/>
-      </w:pPr>
-      <w:r>
-        <w:rPr>
-          <w:rFonts w:ascii="Arial" w:hAnsi="Arial"/>
-          <w:color w:val="334155"/>
-          <w:sz w:val="19"/>
-        </w:rPr>
-        <w:t>⚠️ **ATURAN TANGGAL MASA DEPAN (STRICT FUTURE DATE RULE)**:</w:t>
-      </w:r>
-    </w:p>
-    <w:p>
-      <w:pPr>
-        <w:spacing w:after="80" w:line="276" w:lineRule="auto"/>
-        <w:ind w:left="360"/>
-      </w:pPr>
-      <w:r>
-        <w:rPr>
-          <w:b/>
-          <w:color w:val="E8431F"/>
-        </w:rPr>
-        <w:t xml:space="preserve">• </w:t>
-      </w:r>
-      <w:r>
-        <w:rPr>
-          <w:rFonts w:ascii="Arial" w:hAnsi="Arial"/>
-          <w:color w:val="334155"/>
-          <w:sz w:val="19"/>
-        </w:rPr>
-        <w:t>Apabila pengguna memilih tanggal operasional di masa depan yang belum tiba (misal hari ini 14 Agustus 2026 dan memilih 17/22/25/28 Agustus 2026), backend TIDAK AKAN LAGI memuat data perjalanan lampau (fallback) atau membuat muatan palsu (3 pcs / 19.7 kg).</w:t>
-      </w:r>
-    </w:p>
-    <w:p>
-      <w:pPr>
-        <w:spacing w:after="80" w:line="276" w:lineRule="auto"/>
-        <w:ind w:left="360"/>
-      </w:pPr>
-      <w:r>
-        <w:rPr>
-          <w:b/>
-          <w:color w:val="E8431F"/>
-        </w:rPr>
-        <w:t xml:space="preserve">• </w:t>
-      </w:r>
-      <w:r>
-        <w:rPr>
-          <w:rFonts w:ascii="Arial" w:hAnsi="Arial"/>
-          <w:color w:val="334155"/>
-          <w:sz w:val="19"/>
-        </w:rPr>
-        <w:t>Backend mengembalikan `isFutureDate: true` dan `milk_run: null`.</w:t>
-      </w:r>
-    </w:p>
-    <w:p>
-      <w:pPr>
-        <w:spacing w:after="80" w:line="276" w:lineRule="auto"/>
-        <w:ind w:left="360"/>
-      </w:pPr>
-      <w:r>
-        <w:rPr>
-          <w:b/>
-          <w:color w:val="E8431F"/>
-        </w:rPr>
-        <w:t xml:space="preserve">• </w:t>
-      </w:r>
-      <w:r>
-        <w:rPr>
-          <w:rFonts w:ascii="Arial" w:hAnsi="Arial"/>
-          <w:color w:val="334155"/>
-          <w:sz w:val="19"/>
-        </w:rPr>
-        <w:t>Frontend menampilkan Banner Peringatan Merah ('Tanggal Operasional Belum Tiba') dan secara otomatis MENYEMBUNYIKAN statistik muatan lampau, progress rute *in-progress* palsu, dan gauge utilisasi.</w:t>
-      </w:r>
-    </w:p>
-    <w:p>
-      <w:pPr>
-        <w:spacing w:before="280" w:after="120"/>
-      </w:pPr>
-      <w:r>
-        <w:rPr>
-          <w:rFonts w:ascii="Arial" w:hAnsi="Arial"/>
-          <w:b/>
-          <w:color w:val="0284C7"/>
-          <w:sz w:val="26"/>
+          <w:color w:val="003366"/>
+          <w:sz w:val="23"/>
         </w:rPr>
         <w:t>4. Alur Penggunaan Operator (User Flow)</w:t>
       </w:r>
     </w:p>
     <w:p>
       <w:pPr>
-        <w:spacing w:after="80" w:line="276" w:lineRule="auto"/>
-        <w:ind w:left="360"/>
+        <w:pStyle w:val="ListBullet"/>
       </w:pPr>
       <w:r>
         <w:rPr>
-          <w:b/>
-          <w:color w:val="E8431F"/>
+          <w:sz w:val="18"/>
         </w:rPr>
-        <w:t xml:space="preserve">• </w:t>
-      </w:r>
-      <w:r>
-        <w:rPr>
-          <w:rFonts w:ascii="Arial" w:hAnsi="Arial"/>
-          <w:color w:val="334155"/>
-          <w:sz w:val="19"/>
-        </w:rPr>
-        <w:t>1. Pengguna memasukkan nomor resi atau memilih plat mobil armada.</w:t>
+        <w:t>1. Operator memasukkan nomor resi (contoh: P260820010001) atau memilih plat armada (contoh: B 9910 PCX).</w:t>
       </w:r>
     </w:p>
     <w:p>
       <w:pPr>
-        <w:spacing w:after="80" w:line="276" w:lineRule="auto"/>
-        <w:ind w:left="360"/>
+        <w:pStyle w:val="ListBullet"/>
       </w:pPr>
       <w:r>
         <w:rPr>
-          <w:b/>
-          <w:color w:val="E8431F"/>
+          <w:sz w:val="18"/>
         </w:rPr>
-        <w:t xml:space="preserve">• </w:t>
-      </w:r>
-      <w:r>
-        <w:rPr>
-          <w:rFonts w:ascii="Arial" w:hAnsi="Arial"/>
-          <w:color w:val="334155"/>
-          <w:sz w:val="19"/>
-        </w:rPr>
-        <w:t>2. Pengguna mementukan Tanggal Operasional (misal 12 Agustus 2026).</w:t>
+        <w:t>2. Operator memastikan tanggal operasional yang dipilih sesuai dengan tanggal manifes keberangkatan.</w:t>
       </w:r>
     </w:p>
     <w:p>
       <w:pPr>
-        <w:spacing w:after="80" w:line="276" w:lineRule="auto"/>
-        <w:ind w:left="360"/>
+        <w:pStyle w:val="ListBullet"/>
       </w:pPr>
       <w:r>
         <w:rPr>
-          <w:b/>
-          <w:color w:val="E8431F"/>
+          <w:sz w:val="18"/>
         </w:rPr>
-        <w:t xml:space="preserve">• </w:t>
+        <w:t>3. Sistem memvalidasi tanggal dan memuat lintasan rute, posisi stop aktif, serta daftar muatan barang.</w:t>
       </w:r>
+    </w:p>
+    <w:p>
+      <w:pPr>
+        <w:pStyle w:val="ListBullet"/>
+      </w:pPr>
       <w:r>
         <w:rPr>
-          <w:rFonts w:ascii="Arial" w:hAnsi="Arial"/>
-          <w:color w:val="334155"/>
-          <w:sz w:val="19"/>
+          <w:sz w:val="18"/>
         </w:rPr>
-        <w:t>3. Sistem memuat lintasan rute, posisi stop aktif, serta daftar muatan barang secara real-time.</w:t>
+        <w:t>4. Operator dapat mengklik 'Live GPS Map' untuk memantau posisi geografis kendaraan pada peta satelit.</w:t>
       </w:r>
     </w:p>
     <w:sectPr>
       <w:pgSz w:w="12240" w:h="15840"/>
-      <w:pgMar w:top="1152" w:right="1296" w:bottom="1152" w:left="1296" w:header="720" w:footer="720" w:gutter="0"/>
+      <w:pgMar w:top="1152" w:right="1152" w:bottom="1152" w:left="1152" w:header="720" w:footer="720" w:gutter="0"/>
       <w:cols w:space="720"/>
       <w:docGrid w:linePitch="360"/>
     </w:sectPr>
@@ -1197,6 +1861,11 @@
     <w:name w:val="Normal"/>
     <w:qFormat/>
     <w:rsid w:val="00FC693F"/>
+    <w:rPr>
+      <w:rFonts w:ascii="Calibri" w:hAnsi="Calibri"/>
+      <w:color w:val="222222"/>
+      <w:sz w:val="20"/>
+    </w:rPr>
   </w:style>
   <w:style w:type="paragraph" w:styleId="Header">
     <w:name w:val="header"/>
